--- a/templates/sale/عقد_بيع_ابتدائي.docx
+++ b/templates/sale/عقد_بيع_ابتدائي.docx
@@ -92,7 +92,6 @@
     <w:p>
       <w:pPr>
         <w:spacing w:after="0" w:line="240" w:lineRule="auto"/>
-        <w:jc w:val="lowKashida"/>
         <w:rPr>
           <w:rFonts w:asciiTheme="minorBidi" w:hAnsiTheme="minorBidi" w:cs="Arial"/>
           <w:b/>
@@ -141,7 +140,6 @@
     <w:p>
       <w:pPr>
         <w:spacing w:after="0" w:line="240" w:lineRule="auto"/>
-        <w:jc w:val="lowKashida"/>
         <w:rPr>
           <w:rFonts w:asciiTheme="minorBidi" w:hAnsiTheme="minorBidi" w:cs="Arial"/>
           <w:b/>
@@ -214,7 +212,6 @@
     <w:p>
       <w:pPr>
         <w:spacing w:after="0" w:line="240" w:lineRule="auto"/>
-        <w:jc w:val="lowKashida"/>
         <w:rPr>
           <w:rFonts w:asciiTheme="minorBidi" w:hAnsiTheme="minorBidi" w:cs="Arial"/>
           <w:b/>
@@ -263,7 +260,6 @@
     <w:p>
       <w:pPr>
         <w:spacing w:after="0" w:line="240" w:lineRule="auto"/>
-        <w:jc w:val="lowKashida"/>
         <w:rPr>
           <w:rFonts w:asciiTheme="minorBidi" w:hAnsiTheme="minorBidi" w:cs="Arial"/>
           <w:b/>
@@ -336,7 +332,6 @@
     <w:p>
       <w:pPr>
         <w:spacing w:after="0" w:line="240" w:lineRule="auto"/>
-        <w:jc w:val="lowKashida"/>
         <w:rPr>
           <w:rFonts w:asciiTheme="minorBidi" w:hAnsiTheme="minorBidi" w:cs="Arial"/>
           <w:b/>
@@ -409,14 +404,12 @@
     <w:p>
       <w:pPr>
         <w:spacing w:after="0" w:line="240" w:lineRule="auto"/>
-        <w:jc w:val="lowKashida"/>
-        <w:rPr>
-          <w:rFonts w:asciiTheme="minorBidi" w:hAnsiTheme="minorBidi" w:cs="Arial"/>
-          <w:b/>
-          <w:bCs/>
-          <w:sz w:val="30"/>
-          <w:szCs w:val="30"/>
-          <w:rtl/>
+        <w:rPr>
+          <w:rFonts w:asciiTheme="minorBidi" w:hAnsiTheme="minorBidi" w:cs="Arial"/>
+          <w:b/>
+          <w:bCs/>
+          <w:sz w:val="30"/>
+          <w:szCs w:val="30"/>
           <w:lang w:bidi="ar-EG"/>
         </w:rPr>
       </w:pPr>
@@ -453,13 +446,38 @@
           <w:rtl/>
           <w:lang w:bidi="ar-EG"/>
         </w:rPr>
-        <w:t xml:space="preserve"> %} (طرف أول بائع)</w:t>
-      </w:r>
-    </w:p>
-    <w:p>
-      <w:pPr>
-        <w:spacing w:after="0" w:line="240" w:lineRule="auto"/>
-        <w:jc w:val="lowKashida"/>
+        <w:t xml:space="preserve"> %}</w:t>
+      </w:r>
+    </w:p>
+    <w:p>
+      <w:pPr>
+        <w:spacing w:after="0" w:line="240" w:lineRule="auto"/>
+        <w:rPr>
+          <w:rFonts w:asciiTheme="minorBidi" w:hAnsiTheme="minorBidi" w:cs="Arial"/>
+          <w:b/>
+          <w:bCs/>
+          <w:sz w:val="30"/>
+          <w:szCs w:val="30"/>
+          <w:rtl/>
+          <w:lang w:bidi="ar-EG"/>
+        </w:rPr>
+      </w:pPr>
+      <w:r>
+        <w:rPr>
+          <w:rFonts w:asciiTheme="minorBidi" w:hAnsiTheme="minorBidi" w:cs="Arial"/>
+          <w:b/>
+          <w:bCs/>
+          <w:sz w:val="30"/>
+          <w:szCs w:val="30"/>
+          <w:rtl/>
+          <w:lang w:bidi="ar-EG"/>
+        </w:rPr>
+        <w:t>(طرف أول بائع)</w:t>
+      </w:r>
+    </w:p>
+    <w:p>
+      <w:pPr>
+        <w:spacing w:after="0" w:line="240" w:lineRule="auto"/>
         <w:rPr>
           <w:rFonts w:asciiTheme="minorBidi" w:hAnsiTheme="minorBidi" w:cs="Arial"/>
           <w:b/>
@@ -508,7 +526,6 @@
     <w:p>
       <w:pPr>
         <w:spacing w:after="0" w:line="240" w:lineRule="auto"/>
-        <w:jc w:val="lowKashida"/>
         <w:rPr>
           <w:rFonts w:asciiTheme="minorBidi" w:hAnsiTheme="minorBidi" w:cs="Arial"/>
           <w:b/>
@@ -535,7 +552,6 @@
     <w:p>
       <w:pPr>
         <w:spacing w:after="0" w:line="240" w:lineRule="auto"/>
-        <w:jc w:val="lowKashida"/>
         <w:rPr>
           <w:rFonts w:asciiTheme="minorBidi" w:hAnsiTheme="minorBidi" w:cs="Arial"/>
           <w:b/>
@@ -562,14 +578,12 @@
     <w:p>
       <w:pPr>
         <w:spacing w:after="0" w:line="240" w:lineRule="auto"/>
-        <w:jc w:val="lowKashida"/>
-        <w:rPr>
-          <w:rFonts w:asciiTheme="minorBidi" w:hAnsiTheme="minorBidi"/>
-          <w:b/>
-          <w:bCs/>
-          <w:sz w:val="30"/>
-          <w:szCs w:val="30"/>
-          <w:rtl/>
+        <w:rPr>
+          <w:rFonts w:asciiTheme="minorBidi" w:hAnsiTheme="minorBidi" w:cs="Arial"/>
+          <w:b/>
+          <w:bCs/>
+          <w:sz w:val="30"/>
+          <w:szCs w:val="30"/>
           <w:lang w:bidi="ar-EG"/>
         </w:rPr>
       </w:pPr>
@@ -930,7 +944,6 @@
           <w:bCs/>
           <w:sz w:val="30"/>
           <w:szCs w:val="30"/>
-          <w:rtl/>
           <w:lang w:bidi="ar-EG"/>
         </w:rPr>
       </w:pPr>
@@ -967,7 +980,33 @@
           <w:rtl/>
           <w:lang w:bidi="ar-EG"/>
         </w:rPr>
-        <w:t xml:space="preserve"> %} (طرف ثاني مشتري)</w:t>
+        <w:t xml:space="preserve"> %}</w:t>
+      </w:r>
+    </w:p>
+    <w:p>
+      <w:pPr>
+        <w:spacing w:after="0" w:line="240" w:lineRule="auto"/>
+        <w:rPr>
+          <w:rFonts w:asciiTheme="minorBidi" w:hAnsiTheme="minorBidi" w:cs="Arial"/>
+          <w:b/>
+          <w:bCs/>
+          <w:sz w:val="30"/>
+          <w:szCs w:val="30"/>
+          <w:rtl/>
+          <w:lang w:bidi="ar-EG"/>
+        </w:rPr>
+      </w:pPr>
+      <w:r>
+        <w:rPr>
+          <w:rFonts w:asciiTheme="minorBidi" w:hAnsiTheme="minorBidi" w:cs="Arial"/>
+          <w:b/>
+          <w:bCs/>
+          <w:sz w:val="30"/>
+          <w:szCs w:val="30"/>
+          <w:rtl/>
+          <w:lang w:bidi="ar-EG"/>
+        </w:rPr>
+        <w:t>(طرف ثاني مشتري)</w:t>
       </w:r>
     </w:p>
     <w:p>
@@ -1280,7 +1319,31 @@
           <w:rtl/>
           <w:lang w:bidi="ar-EG"/>
         </w:rPr>
-        <w:t xml:space="preserve">)، وقد رغب في بيع {% </w:t>
+        <w:t>)</w:t>
+      </w:r>
+      <w:r>
+        <w:rPr>
+          <w:rFonts w:asciiTheme="minorBidi" w:hAnsiTheme="minorBidi" w:cs="Arial" w:hint="cs"/>
+          <w:b/>
+          <w:bCs/>
+          <w:sz w:val="30"/>
+          <w:szCs w:val="30"/>
+          <w:rtl/>
+          <w:lang w:bidi="ar-EG"/>
+        </w:rPr>
+        <w:t xml:space="preserve"> </w:t>
+      </w:r>
+      <w:r>
+        <w:rPr>
+          <w:rFonts w:asciiTheme="minorBidi" w:hAnsiTheme="minorBidi" w:cs="Arial"/>
+          <w:b/>
+          <w:bCs/>
+          <w:sz w:val="30"/>
+          <w:szCs w:val="30"/>
+          <w:rtl/>
+          <w:lang w:bidi="ar-EG"/>
+        </w:rPr>
+        <w:t xml:space="preserve"> وقد رغب في بيع {% </w:t>
       </w:r>
       <w:r>
         <w:rPr>
@@ -1516,7 +1579,31 @@
           <w:rtl/>
           <w:lang w:bidi="ar-EG"/>
         </w:rPr>
-        <w:t>) فقط {{مساحة_البيع_حروف}}، وذلك تحت العجز والزيادة، طبقاً لما هو ثابت بالطبيعة، والمفصلة بالحدود والمعالم الآتية:-</w:t>
+        <w:t>) فقط {{مساحة_البيع_حروف}}</w:t>
+      </w:r>
+      <w:r>
+        <w:rPr>
+          <w:rFonts w:asciiTheme="minorBidi" w:hAnsiTheme="minorBidi" w:cs="Arial" w:hint="cs"/>
+          <w:b/>
+          <w:bCs/>
+          <w:sz w:val="30"/>
+          <w:szCs w:val="30"/>
+          <w:rtl/>
+          <w:lang w:bidi="ar-EG"/>
+        </w:rPr>
+        <w:t xml:space="preserve"> </w:t>
+      </w:r>
+      <w:r>
+        <w:rPr>
+          <w:rFonts w:asciiTheme="minorBidi" w:hAnsiTheme="minorBidi" w:cs="Arial"/>
+          <w:b/>
+          <w:bCs/>
+          <w:sz w:val="30"/>
+          <w:szCs w:val="30"/>
+          <w:rtl/>
+          <w:lang w:bidi="ar-EG"/>
+        </w:rPr>
+        <w:t xml:space="preserve"> وذلك تحت العجز والزيادة، طبقاً لما هو ثابت بالطبيعة، والمفصلة بالحدود والمعالم الآتية:-</w:t>
       </w:r>
     </w:p>
     <w:p>
@@ -1542,6 +1629,7 @@
           <w:rtl/>
           <w:lang w:bidi="ar-EG"/>
         </w:rPr>
+        <w:lastRenderedPageBreak/>
         <w:t>{%</w:t>
       </w:r>
       <w:r>
@@ -1592,7 +1680,6 @@
           <w:rtl/>
           <w:lang w:bidi="ar-EG"/>
         </w:rPr>
-        <w:lastRenderedPageBreak/>
         <w:t xml:space="preserve">{% </w:t>
       </w:r>
       <w:r>
@@ -1806,7 +1893,6 @@
         </w:rPr>
         <w:t>}}</w:t>
       </w:r>
-      <w:bookmarkStart w:id="0" w:name="_GoBack"/>
       <w:r>
         <w:rPr>
           <w:rFonts w:asciiTheme="minorBidi" w:hAnsiTheme="minorBidi" w:cs="Arial"/>
@@ -1820,18 +1906,29 @@
         </w:rPr>
         <w:t>ف</w:t>
       </w:r>
-      <w:bookmarkEnd w:id="0"/>
-      <w:r>
-        <w:rPr>
-          <w:rFonts w:asciiTheme="minorBidi" w:hAnsiTheme="minorBidi" w:cs="Arial"/>
-          <w:b/>
-          <w:bCs/>
-          <w:sz w:val="30"/>
-          <w:szCs w:val="30"/>
-          <w:rtl/>
-          <w:lang w:bidi="ar-EG"/>
-        </w:rPr>
-        <w:t>، كائنة بحوض {{</w:t>
+      <w:r>
+        <w:rPr>
+          <w:rFonts w:asciiTheme="minorBidi" w:hAnsiTheme="minorBidi" w:cs="Arial" w:hint="cs"/>
+          <w:b/>
+          <w:bCs/>
+          <w:sz w:val="30"/>
+          <w:szCs w:val="30"/>
+          <w:rtl/>
+          <w:lang w:bidi="ar-EG"/>
+        </w:rPr>
+        <w:t xml:space="preserve"> </w:t>
+      </w:r>
+      <w:r>
+        <w:rPr>
+          <w:rFonts w:asciiTheme="minorBidi" w:hAnsiTheme="minorBidi" w:cs="Arial"/>
+          <w:b/>
+          <w:bCs/>
+          <w:sz w:val="30"/>
+          <w:szCs w:val="30"/>
+          <w:rtl/>
+          <w:lang w:bidi="ar-EG"/>
+        </w:rPr>
+        <w:t xml:space="preserve"> كائنة بحوض {{</w:t>
       </w:r>
       <w:r>
         <w:rPr>
@@ -2604,7 +2701,7 @@
           <w:rtl/>
           <w:lang w:bidi="ar-EG"/>
         </w:rPr>
-        <w:t>تم هذا البيع نظير ثمن إجمالي {{الثمن_أرقام}} جنيه فقط وقدره {{الثمن_حروف}} لا غير وقد تم دفع كامل الثمن نقداً بمجلس العقد ويعتبر توقيع الطرف الاول على هذا العقد بمثابة مخالصه نهائية باستلامه كامل الثمن</w:t>
+        <w:t>تم هذا البيع نظير ثمن إجمالي {{الثمن_أرقام}} جنيه فقط وقدره {{الثمن_حروف}} وقد تم دفع كامل الثمن نقداً بمجلس العقد ويعتبر توقيع الطرف الاول على هذا العقد بمثابة مخالصه نهائية باستلامه كامل الثمن</w:t>
       </w:r>
       <w:r>
         <w:rPr>
@@ -2649,7 +2746,7 @@
         <w:spacing w:after="0"/>
         <w:jc w:val="lowKashida"/>
         <w:rPr>
-          <w:rFonts w:asciiTheme="minorBidi" w:hAnsiTheme="minorBidi"/>
+          <w:rFonts w:asciiTheme="minorBidi" w:hAnsiTheme="minorBidi" w:cs="Arial"/>
           <w:b/>
           <w:bCs/>
           <w:sz w:val="30"/>
@@ -2671,7 +2768,7 @@
       </w:r>
       <w:r>
         <w:rPr>
-          <w:rFonts w:asciiTheme="minorBidi" w:hAnsiTheme="minorBidi"/>
+          <w:rFonts w:asciiTheme="minorBidi" w:hAnsiTheme="minorBidi" w:cs="Arial"/>
           <w:b/>
           <w:bCs/>
           <w:sz w:val="30"/>
@@ -2698,7 +2795,7 @@
         <w:spacing w:after="0"/>
         <w:jc w:val="lowKashida"/>
         <w:rPr>
-          <w:rFonts w:asciiTheme="minorBidi" w:hAnsiTheme="minorBidi"/>
+          <w:rFonts w:asciiTheme="minorBidi" w:hAnsiTheme="minorBidi" w:cs="Arial"/>
           <w:b/>
           <w:bCs/>
           <w:sz w:val="30"/>
@@ -2721,7 +2818,7 @@
       </w:r>
       <w:r>
         <w:rPr>
-          <w:rFonts w:asciiTheme="minorBidi" w:hAnsiTheme="minorBidi"/>
+          <w:rFonts w:asciiTheme="minorBidi" w:hAnsiTheme="minorBidi" w:cs="Arial"/>
           <w:b/>
           <w:bCs/>
           <w:sz w:val="30"/>
@@ -2744,7 +2841,7 @@
       </w:r>
       <w:r>
         <w:rPr>
-          <w:rFonts w:asciiTheme="minorBidi" w:hAnsiTheme="minorBidi"/>
+          <w:rFonts w:asciiTheme="minorBidi" w:hAnsiTheme="minorBidi" w:cs="Arial"/>
           <w:b/>
           <w:bCs/>
           <w:sz w:val="30"/>
@@ -2763,7 +2860,7 @@
           <w:rtl/>
           <w:lang w:bidi="ar-EG"/>
         </w:rPr>
-        <w:t>}}، وذلك بموجب إعلام الوراثة رقم {{رقم_قضية_وراثة_البائع}} لسنة {{سنة_قضية_وراثة_البائع}} الصادر بجلسة {{تاريخ_جلسة_وراثة_البائع}}.</w:t>
+        <w:t>}} وذلك بموجب إعلام الوراثة رقم {{رقم_قضية_وراثة_البائع}} لسنة {{سنة_قضية_وراثة_البائع}} الصادر بجلسة {{تاريخ_جلسة_وراثة_البائع}}، والتي آلت إلى مورثهم المرحوم عن طريق {{طريقة_أيلولة_الملكية}}.</w:t>
       </w:r>
     </w:p>
     <w:p>
@@ -2771,29 +2868,30 @@
         <w:spacing w:after="0"/>
         <w:jc w:val="lowKashida"/>
         <w:rPr>
-          <w:rFonts w:asciiTheme="minorBidi" w:hAnsiTheme="minorBidi"/>
-          <w:b/>
-          <w:bCs/>
-          <w:sz w:val="30"/>
-          <w:szCs w:val="30"/>
-          <w:lang w:bidi="ar-EG"/>
-        </w:rPr>
-      </w:pPr>
-      <w:r>
-        <w:rPr>
-          <w:rFonts w:asciiTheme="minorBidi" w:hAnsiTheme="minorBidi" w:cs="Arial"/>
-          <w:b/>
-          <w:bCs/>
-          <w:sz w:val="30"/>
-          <w:szCs w:val="30"/>
-          <w:rtl/>
-          <w:lang w:bidi="ar-EG"/>
-        </w:rPr>
+          <w:rFonts w:asciiTheme="minorBidi" w:hAnsiTheme="minorBidi" w:cs="Arial"/>
+          <w:b/>
+          <w:bCs/>
+          <w:sz w:val="30"/>
+          <w:szCs w:val="30"/>
+          <w:lang w:bidi="ar-EG"/>
+        </w:rPr>
+      </w:pPr>
+      <w:r>
+        <w:rPr>
+          <w:rFonts w:asciiTheme="minorBidi" w:hAnsiTheme="minorBidi" w:cs="Arial"/>
+          <w:b/>
+          <w:bCs/>
+          <w:sz w:val="30"/>
+          <w:szCs w:val="30"/>
+          <w:rtl/>
+          <w:lang w:bidi="ar-EG"/>
+        </w:rPr>
+        <w:lastRenderedPageBreak/>
         <w:t>{%</w:t>
       </w:r>
       <w:r>
         <w:rPr>
-          <w:rFonts w:asciiTheme="minorBidi" w:hAnsiTheme="minorBidi"/>
+          <w:rFonts w:asciiTheme="minorBidi" w:hAnsiTheme="minorBidi" w:cs="Arial"/>
           <w:b/>
           <w:bCs/>
           <w:sz w:val="30"/>
@@ -2820,7 +2918,7 @@
         <w:spacing w:after="0"/>
         <w:jc w:val="lowKashida"/>
         <w:rPr>
-          <w:rFonts w:asciiTheme="minorBidi" w:hAnsiTheme="minorBidi"/>
+          <w:rFonts w:asciiTheme="minorBidi" w:hAnsiTheme="minorBidi" w:cs="Arial"/>
           <w:b/>
           <w:bCs/>
           <w:sz w:val="30"/>
@@ -2865,12 +2963,11 @@
           <w:rtl/>
           <w:lang w:bidi="ar-EG"/>
         </w:rPr>
-        <w:lastRenderedPageBreak/>
         <w:t>{%</w:t>
       </w:r>
       <w:r>
         <w:rPr>
-          <w:rFonts w:asciiTheme="minorBidi" w:hAnsiTheme="minorBidi"/>
+          <w:rFonts w:asciiTheme="minorBidi" w:hAnsiTheme="minorBidi" w:cs="Arial"/>
           <w:b/>
           <w:bCs/>
           <w:sz w:val="30"/>
@@ -3532,6 +3629,7 @@
           <w:rtl/>
           <w:lang w:bidi="ar-EG"/>
         </w:rPr>
+        <w:lastRenderedPageBreak/>
         <w:t>البند الثاني عشر</w:t>
       </w:r>
     </w:p>
@@ -3559,7 +3657,6 @@
           <w:rtl/>
           <w:lang w:bidi="ar-EG"/>
         </w:rPr>
-        <w:lastRenderedPageBreak/>
         <w:t>اتفق الطرفان على اختصاص محاكم الإسكندرية بكافة درجاتها في حالة نشوب أي نزاعات لا قدر الله وحرر هذا العقد من ثلاث نسخ بيد كل طرف نسخه ونسخه تودع بالجمعية الزراعية المختصة</w:t>
       </w:r>
     </w:p>
@@ -3661,7 +3758,21 @@
           <w:rtl/>
           <w:lang w:bidi="ar-EG"/>
         </w:rPr>
-        <w:t>اتفق الطرفان على أنه في حالة إخلال أي طرف من طرفي هذا العقد بأي التزام جوهري من التزاماتـه المنصوص عليها فيه أو الامتناع عن تنفيذ العقد أو التراخي في تنفيذه دون مبرر قانوني يلتزم الطرف المُخل بأن يؤدي للطرف الآخر على سبيل الشرط الجزائي مبلغًا وقدره {{الشرط_الجزائي_حروف}} لا غير ({{الشرط_الجزائي_أرقام}} جنيهاً مصرياً) وذلك دون حاجة إلى إنذار أو حكم قضائي ودون الإخلال بحق الطرف المتضرر في المطالبة بتنفيذ العقد عينًا متى كان ذلك ممكنًا .</w:t>
+        <w:t xml:space="preserve">اتفق الطرفان على أنه في حالة إخلال أي طرف من طرفي هذا العقد بأي التزام جوهري من التزاماتـه المنصوص عليها فيه أو الامتناع عن تنفيذ العقد أو التراخي في تنفيذه دون مبرر قانوني يلتزم الطرف المُخل بأن يؤدي للطرف الآخر على سبيل الشرط الجزائي مبلغًا وقدره {{الشرط_الجزائي_حروف}} </w:t>
+      </w:r>
+      <w:bookmarkStart w:id="0" w:name="_GoBack"/>
+      <w:bookmarkEnd w:id="0"/>
+      <w:r>
+        <w:rPr>
+          <w:rFonts w:asciiTheme="minorBidi" w:hAnsiTheme="minorBidi" w:cs="Arial"/>
+          <w:b/>
+          <w:bCs/>
+          <w:sz w:val="30"/>
+          <w:szCs w:val="30"/>
+          <w:rtl/>
+          <w:lang w:bidi="ar-EG"/>
+        </w:rPr>
+        <w:t>({{الشرط_الجزائي_أرقام}} جنيهاً مصرياً) وذلك دون حاجة إلى إنذار أو حكم قضائي ودون الإخلال بحق الطرف المتضرر في المطالبة بتنفيذ العقد عينًا متى كان ذلك ممكنًا .</w:t>
       </w:r>
     </w:p>
     <w:p>
@@ -5492,7 +5603,7 @@
 </file>
 
 <file path=customXml/itemProps1.xml><?xml version="1.0" encoding="utf-8"?>
-<ds:datastoreItem xmlns:ds="http://schemas.openxmlformats.org/officeDocument/2006/customXml" ds:itemID="{92B4988E-B86F-44FF-8A6E-E5C24F5F1E51}">
+<ds:datastoreItem xmlns:ds="http://schemas.openxmlformats.org/officeDocument/2006/customXml" ds:itemID="{EC9D9CB3-5AB1-410E-A1DA-61B6F0F2AD46}">
   <ds:schemaRefs>
     <ds:schemaRef ds:uri="http://schemas.openxmlformats.org/officeDocument/2006/bibliography"/>
   </ds:schemaRefs>
